--- a/parcial-2-bd-supabase-auth/semana-09/README.docx
+++ b/parcial-2-bd-supabase-auth/semana-09/README.docx
@@ -2,7 +2,7 @@
 <file path=word/document.xml><?xml version="1.0" encoding="utf-8"?>
 <w:document xmlns:w="http://schemas.openxmlformats.org/wordprocessingml/2006/main" xmlns:m="http://schemas.openxmlformats.org/officeDocument/2006/math" xmlns:r="http://schemas.openxmlformats.org/officeDocument/2006/relationships" xmlns:o="urn:schemas-microsoft-com:office:office" xmlns:v="urn:schemas-microsoft-com:vml" xmlns:w10="urn:schemas-microsoft-com:office:word" xmlns:a="http://schemas.openxmlformats.org/drawingml/2006/main" xmlns:pic="http://schemas.openxmlformats.org/drawingml/2006/picture" xmlns:wp="http://schemas.openxmlformats.org/drawingml/2006/wordprocessingDrawing">
   <w:body>
-    <w:bookmarkStart w:id="9" w:name="semana-9-19-23-oct--programación-web"/>
+    <w:bookmarkStart w:id="9" w:name="semana-9-19-23-oct-programación-web"/>
     <w:p>
       <w:pPr>
         <w:pStyle w:val="Heading1"/>
@@ -44,7 +44,16 @@
         <w:t xml:space="preserve"> </w:t>
       </w:r>
       <w:r>
-        <w:t xml:space="preserve">cierre de U2·AE2 (CRUD) + Práctica 4 "Desarrollo de páginas dinámicas con BD".</w:t>
+        <w:t xml:space="preserve">cierre de U2·AE2 (CRUD) + Práctica 4</w:t>
+      </w:r>
+      <w:r>
+        <w:t xml:space="preserve"> </w:t>
+      </w:r>
+      <w:r>
+        <w:t xml:space="preserve">“Desarrollo de páginas dinámicas con BD”</w:t>
+      </w:r>
+      <w:r>
+        <w:t xml:space="preserve">.</w:t>
       </w:r>
     </w:p>
     <w:p>
@@ -158,46 +167,109 @@
           <w:b/>
           <w:bCs/>
         </w:rPr>
-        <w:t xml:space="preserve">Archivos base:</w:t>
-      </w:r>
-      <w:r>
-        <w:t xml:space="preserve"> </w:t>
-      </w:r>
-      <w:r>
-        <w:rPr>
-          <w:rStyle w:val="VerbatimChar"/>
-        </w:rPr>
-        <w:t xml:space="preserve">base/backend-usuarios-supabase/</w:t>
-      </w:r>
-      <w:r>
-        <w:t xml:space="preserve"> </w:t>
-      </w:r>
-      <w:r>
-        <w:t xml:space="preserve">(modelo vacío + schema para Supabase) y</w:t>
-      </w:r>
-      <w:r>
-        <w:t xml:space="preserve"> </w:t>
-      </w:r>
-      <w:r>
-        <w:rPr>
-          <w:rStyle w:val="VerbatimChar"/>
-        </w:rPr>
-        <w:t xml:space="preserve">base/pagina-admin-usuarios/pages/admin/usuarios.js</w:t>
-      </w:r>
-      <w:r>
-        <w:t xml:space="preserve"> </w:t>
-      </w:r>
-      <w:r>
-        <w:t xml:space="preserve">(componente vacío).</w:t>
-      </w:r>
-      <w:r>
-        <w:t xml:space="preserve"> </w:t>
-      </w:r>
-      <w:r>
-        <w:rPr>
-          <w:rStyle w:val="VerbatimChar"/>
-        </w:rPr>
-        <w:t xml:space="preserve">controllers/</w:t>
+        <w:t xml:space="preserve">Material de esta semana (</w:t>
+      </w:r>
+      <w:r>
+        <w:rPr>
+          <w:rStyle w:val="VerbatimChar"/>
+          <w:b/>
+          <w:bCs/>
+        </w:rPr>
+        <w:t xml:space="preserve">base/</w:t>
+      </w:r>
+      <w:r>
+        <w:rPr>
+          <w:b/>
+          <w:bCs/>
+        </w:rPr>
+        <w:t xml:space="preserve">):</w:t>
+      </w:r>
+      <w:r>
+        <w:t xml:space="preserve"> </w:t>
+      </w:r>
+      <w:r>
+        <w:t xml:space="preserve">-</w:t>
+      </w:r>
+      <w:r>
+        <w:t xml:space="preserve"> </w:t>
+      </w:r>
+      <w:r>
+        <w:rPr>
+          <w:rStyle w:val="VerbatimChar"/>
+        </w:rPr>
+        <w:t xml:space="preserve">backend-usuarios-supabase/</w:t>
+      </w:r>
+      <w:r>
+        <w:t xml:space="preserve">: desde esta semana el backend tiene 2 modelos y</w:t>
+      </w:r>
+      <w:r>
+        <w:t xml:space="preserve"> </w:t>
+      </w:r>
+      <w:r>
+        <w:rPr>
+          <w:rStyle w:val="VerbatimChar"/>
+        </w:rPr>
+        <w:t xml:space="preserve">DB_MOTOR</w:t>
+      </w:r>
+      <w:r>
+        <w:t xml:space="preserve"> </w:t>
+      </w:r>
+      <w:r>
+        <w:t xml:space="preserve">del</w:t>
+      </w:r>
+      <w:r>
+        <w:t xml:space="preserve"> </w:t>
+      </w:r>
+      <w:r>
+        <w:rPr>
+          <w:rStyle w:val="VerbatimChar"/>
+        </w:rPr>
+        <w:t xml:space="preserve">.env</w:t>
+      </w:r>
+      <w:r>
+        <w:t xml:space="preserve"> </w:t>
+      </w:r>
+      <w:r>
+        <w:t xml:space="preserve">elige cuál usar:</w:t>
+      </w:r>
+      <w:r>
+        <w:t xml:space="preserve"> </w:t>
+      </w:r>
+      <w:r>
+        <w:rPr>
+          <w:rStyle w:val="VerbatimChar"/>
+        </w:rPr>
+        <w:t xml:space="preserve">mysql</w:t>
+      </w:r>
+      <w:r>
+        <w:t xml:space="preserve"> </w:t>
+      </w:r>
+      <w:r>
+        <w:t xml:space="preserve">en local,</w:t>
+      </w:r>
+      <w:r>
+        <w:t xml:space="preserve"> </w:t>
+      </w:r>
+      <w:r>
+        <w:rPr>
+          <w:rStyle w:val="VerbatimChar"/>
+        </w:rPr>
+        <w:t xml:space="preserve">supabase</w:t>
+      </w:r>
+      <w:r>
+        <w:t xml:space="preserve"> </w:t>
+      </w:r>
+      <w:r>
+        <w:t xml:space="preserve">al publicar.</w:t>
+      </w:r>
+      <w:r>
+        <w:t xml:space="preserve"> </w:t>
+      </w:r>
+      <w:r>
+        <w:rPr>
+          <w:rStyle w:val="VerbatimChar"/>
+        </w:rPr>
+        <w:t xml:space="preserve">models/motor.js</w:t>
       </w:r>
       <w:r>
         <w:t xml:space="preserve"> </w:t>
@@ -212,13 +284,163 @@
         <w:rPr>
           <w:rStyle w:val="VerbatimChar"/>
         </w:rPr>
-        <w:t xml:space="preserve">routes/</w:t>
-      </w:r>
-      <w:r>
-        <w:t xml:space="preserve"> </w:t>
-      </w:r>
-      <w:r>
-        <w:t xml:space="preserve">de la semana 8 no cambian.</w:t>
+        <w:t xml:space="preserve">models/usuarios.model.js</w:t>
+      </w:r>
+      <w:r>
+        <w:t xml:space="preserve"> </w:t>
+      </w:r>
+      <w:r>
+        <w:t xml:space="preserve">ya vienen hechos. Tú renombras tu modelo de la semana 8 a</w:t>
+      </w:r>
+      <w:r>
+        <w:t xml:space="preserve"> </w:t>
+      </w:r>
+      <w:r>
+        <w:rPr>
+          <w:rStyle w:val="VerbatimChar"/>
+        </w:rPr>
+        <w:t xml:space="preserve">models/usuarios.model.mysql.js</w:t>
+      </w:r>
+      <w:r>
+        <w:t xml:space="preserve"> </w:t>
+      </w:r>
+      <w:r>
+        <w:t xml:space="preserve">y escribes</w:t>
+      </w:r>
+      <w:r>
+        <w:t xml:space="preserve"> </w:t>
+      </w:r>
+      <w:r>
+        <w:rPr>
+          <w:rStyle w:val="VerbatimChar"/>
+        </w:rPr>
+        <w:t xml:space="preserve">models/usuarios.model.supabase.js</w:t>
+      </w:r>
+      <w:r>
+        <w:t xml:space="preserve"> </w:t>
+      </w:r>
+      <w:r>
+        <w:t xml:space="preserve">con las mismas funciones.</w:t>
+      </w:r>
+      <w:r>
+        <w:t xml:space="preserve"> </w:t>
+      </w:r>
+      <w:r>
+        <w:rPr>
+          <w:rStyle w:val="VerbatimChar"/>
+        </w:rPr>
+        <w:t xml:space="preserve">schema-usuarios-supabase.sql</w:t>
+      </w:r>
+      <w:r>
+        <w:t xml:space="preserve"> </w:t>
+      </w:r>
+      <w:r>
+        <w:t xml:space="preserve">viene vacío.</w:t>
+      </w:r>
+      <w:r>
+        <w:t xml:space="preserve"> </w:t>
+      </w:r>
+      <w:r>
+        <w:t xml:space="preserve">-</w:t>
+      </w:r>
+      <w:r>
+        <w:t xml:space="preserve"> </w:t>
+      </w:r>
+      <w:r>
+        <w:rPr>
+          <w:rStyle w:val="VerbatimChar"/>
+        </w:rPr>
+        <w:t xml:space="preserve">mini-proyecto-next/</w:t>
+      </w:r>
+      <w:r>
+        <w:t xml:space="preserve">: Copia el contenido de</w:t>
+      </w:r>
+      <w:r>
+        <w:t xml:space="preserve"> </w:t>
+      </w:r>
+      <w:r>
+        <w:rPr>
+          <w:rStyle w:val="VerbatimChar"/>
+        </w:rPr>
+        <w:t xml:space="preserve">base/mini-proyecto-next/</w:t>
+      </w:r>
+      <w:r>
+        <w:t xml:space="preserve"> </w:t>
+      </w:r>
+      <w:r>
+        <w:t xml:space="preserve">encima de tu app (la misma desde la semana 6).</w:t>
+      </w:r>
+      <w:r>
+        <w:t xml:space="preserve"> </w:t>
+      </w:r>
+      <w:r>
+        <w:rPr>
+          <w:rStyle w:val="VerbatimChar"/>
+        </w:rPr>
+        <w:t xml:space="preserve">pages/admin/usuarios.js</w:t>
+      </w:r>
+      <w:r>
+        <w:t xml:space="preserve"> </w:t>
+      </w:r>
+      <w:r>
+        <w:t xml:space="preserve">trae el formulario, la tabla y la fila de edición ya maquetados. Tú escribes</w:t>
+      </w:r>
+      <w:r>
+        <w:t xml:space="preserve"> </w:t>
+      </w:r>
+      <w:r>
+        <w:rPr>
+          <w:rStyle w:val="VerbatimChar"/>
+        </w:rPr>
+        <w:t xml:space="preserve">eliminarUsuario</w:t>
+      </w:r>
+      <w:r>
+        <w:t xml:space="preserve"> </w:t>
+      </w:r>
+      <w:r>
+        <w:t xml:space="preserve">y</w:t>
+      </w:r>
+      <w:r>
+        <w:t xml:space="preserve"> </w:t>
+      </w:r>
+      <w:r>
+        <w:rPr>
+          <w:rStyle w:val="VerbatimChar"/>
+        </w:rPr>
+        <w:t xml:space="preserve">guardarEdicion</w:t>
+      </w:r>
+      <w:r>
+        <w:t xml:space="preserve">: las peticiones</w:t>
+      </w:r>
+      <w:r>
+        <w:t xml:space="preserve"> </w:t>
+      </w:r>
+      <w:r>
+        <w:rPr>
+          <w:rStyle w:val="VerbatimChar"/>
+        </w:rPr>
+        <w:t xml:space="preserve">DELETE</w:t>
+      </w:r>
+      <w:r>
+        <w:t xml:space="preserve"> </w:t>
+      </w:r>
+      <w:r>
+        <w:t xml:space="preserve">y</w:t>
+      </w:r>
+      <w:r>
+        <w:t xml:space="preserve"> </w:t>
+      </w:r>
+      <w:r>
+        <w:rPr>
+          <w:rStyle w:val="VerbatimChar"/>
+        </w:rPr>
+        <w:t xml:space="preserve">PUT</w:t>
+      </w:r>
+      <w:r>
+        <w:t xml:space="preserve"> </w:t>
+      </w:r>
+      <w:r>
+        <w:t xml:space="preserve">a tu backend.</w:t>
       </w:r>
     </w:p>
     <w:p>

--- a/parcial-2-bd-supabase-auth/semana-09/README.docx
+++ b/parcial-2-bd-supabase-auth/semana-09/README.docx
@@ -9,6 +9,39 @@
       </w:pPr>
       <w:r>
         <w:t xml:space="preserve">Semana 9 (19-23 oct) — Programación Web</w:t>
+      </w:r>
+    </w:p>
+    <w:p>
+      <w:pPr>
+        <w:pStyle w:val="BlockText"/>
+      </w:pPr>
+      <w:r>
+        <w:rPr>
+          <w:b/>
+          <w:bCs/>
+        </w:rPr>
+        <w:t xml:space="preserve">Esta semana (19-23 oct) trabajas con la actividad autónoma:</w:t>
+      </w:r>
+      <w:r>
+        <w:t xml:space="preserve"> </w:t>
+      </w:r>
+      <w:r>
+        <w:t xml:space="preserve">sigue</w:t>
+      </w:r>
+      <w:r>
+        <w:t xml:space="preserve"> </w:t>
+      </w:r>
+      <w:r>
+        <w:rPr>
+          <w:rStyle w:val="VerbatimChar"/>
+        </w:rPr>
+        <w:t xml:space="preserve">actividad-autonoma-front/GUIA-PASO-A-PASO.md</w:t>
+      </w:r>
+      <w:r>
+        <w:t xml:space="preserve"> </w:t>
+      </w:r>
+      <w:r>
+        <w:t xml:space="preserve">(también en .docx). Vas a programar en tu mini-proyecto las páginas de talleres, inscripción y perfil contra un backend ya hecho. Lo de abajo (CRUD de usuarios + Supabase) se trabaja cuando regrese tu docente.</w:t>
       </w:r>
     </w:p>
     <w:p>
